--- a/redaction/chapitre17/paragraphes.docx
+++ b/redaction/chapitre17/paragraphes.docx
@@ -2,13 +2,13 @@
 <file path=word/document.xml><?xml version="1.0" encoding="utf-8"?>
 <w:document xmlns:w="http://schemas.openxmlformats.org/wordprocessingml/2006/main" xmlns:m="http://schemas.openxmlformats.org/officeDocument/2006/math" xmlns:r="http://schemas.openxmlformats.org/officeDocument/2006/relationships" xmlns:o="urn:schemas-microsoft-com:office:office" xmlns:v="urn:schemas-microsoft-com:vml" xmlns:w10="urn:schemas-microsoft-com:office:word" xmlns:a="http://schemas.openxmlformats.org/drawingml/2006/main" xmlns:pic="http://schemas.openxmlformats.org/drawingml/2006/picture" xmlns:wp="http://schemas.openxmlformats.org/drawingml/2006/wordprocessingDrawing">
   <w:body>
-    <w:bookmarkStart w:id="27" w:name="chapitre-16-accès-aux-bases-de-données"/>
+    <w:bookmarkStart w:id="27" w:name="Xc1878706084a6127111811281bea3197623094b"/>
     <w:p>
       <w:pPr>
         <w:pStyle w:val="Heading1"/>
       </w:pPr>
       <w:r>
-        <w:t xml:space="preserve">Chapitre 16 : Accès aux bases de données</w:t>
+        <w:t xml:space="preserve">Chapitre 15 : Programmation orientée objets</w:t>
       </w:r>
     </w:p>
     <w:p>
@@ -16,7 +16,7 @@
         <w:pStyle w:val="FirstParagraph"/>
       </w:pPr>
       <w:r>
-        <w:t xml:space="preserve">L’accès aux bases de données permet de persister, d’interroger et de structurer des volumes importants d’informations de manière sécurisée en Python. Maîtriser ces concepts est indispensable pour connecter vos applications à des systèmes de stockage relationnels.</w:t>
+        <w:t xml:space="preserve">La programmation orientée objets permet de structurer un programme autour de concepts et de données modélisés sous forme de classes et d’objets. Maîtriser ces principes est indispensable pour concevoir des architectures logicielles modulaires et maintenables.</w:t>
       </w:r>
       <w:r>
         <w:t xml:space="preserve"> </w:t>
@@ -33,7 +33,7 @@
         </w:numPr>
       </w:pPr>
       <w:r>
-        <w:t xml:space="preserve">Concepts de base des bases de données relationnelles</w:t>
+        <w:t xml:space="preserve">Approche de l’orienté objets</w:t>
       </w:r>
     </w:p>
     <w:p>
@@ -44,7 +44,7 @@
         </w:numPr>
       </w:pPr>
       <w:r>
-        <w:t xml:space="preserve">Connexion et paramétrage via la connexion et le curseur</w:t>
+        <w:t xml:space="preserve">Composition d’une classe (constructeur, méthodes et données)</w:t>
       </w:r>
     </w:p>
     <w:p>
@@ -55,7 +55,28 @@
         </w:numPr>
       </w:pPr>
       <w:r>
-        <w:t xml:space="preserve">Gestion de la structure des données avec le DDL (tables)</w:t>
+        <w:t xml:space="preserve">Objets et instances de classe (</w:t>
+      </w:r>
+      <w:r>
+        <w:rPr>
+          <w:rStyle w:val="VerbatimChar"/>
+        </w:rPr>
+        <w:t xml:space="preserve">self</w:t>
+      </w:r>
+      <w:r>
+        <w:t xml:space="preserve">,</w:t>
+      </w:r>
+      <w:r>
+        <w:t xml:space="preserve"> </w:t>
+      </w:r>
+      <w:r>
+        <w:rPr>
+          <w:rStyle w:val="VerbatimChar"/>
+        </w:rPr>
+        <w:t xml:space="preserve">super</w:t>
+      </w:r>
+      <w:r>
+        <w:t xml:space="preserve">)</w:t>
       </w:r>
     </w:p>
     <w:p>
@@ -66,16 +87,7 @@
         </w:numPr>
       </w:pPr>
       <w:r>
-        <w:t xml:space="preserve">Gestion des transactions et validation avec le</w:t>
-      </w:r>
-      <w:r>
-        <w:t xml:space="preserve"> </w:t>
-      </w:r>
-      <w:r>
-        <w:rPr>
-          <w:rStyle w:val="VerbatimChar"/>
-        </w:rPr>
-        <w:t xml:space="preserve">commit</w:t>
+        <w:t xml:space="preserve">Héritage de classes et redéfinition</w:t>
       </w:r>
     </w:p>
     <w:p>
@@ -86,28 +98,7 @@
         </w:numPr>
       </w:pPr>
       <w:r>
-        <w:t xml:space="preserve">Manipulation des données avec le DML (</w:t>
-      </w:r>
-      <w:r>
-        <w:rPr>
-          <w:rStyle w:val="VerbatimChar"/>
-        </w:rPr>
-        <w:t xml:space="preserve">SELECT</w:t>
-      </w:r>
-      <w:r>
-        <w:t xml:space="preserve">,</w:t>
-      </w:r>
-      <w:r>
-        <w:t xml:space="preserve"> </w:t>
-      </w:r>
-      <w:r>
-        <w:rPr>
-          <w:rStyle w:val="VerbatimChar"/>
-        </w:rPr>
-        <w:t xml:space="preserve">WHERE</w:t>
-      </w:r>
-      <w:r>
-        <w:t xml:space="preserve">)</w:t>
+        <w:t xml:space="preserve">Packages, imports et classes</w:t>
       </w:r>
     </w:p>
     <w:p>
@@ -117,13 +108,13 @@
         </w:pict>
       </w:r>
     </w:p>
-    <w:bookmarkStart w:id="20" w:name="concepts-de-base"/>
+    <w:bookmarkStart w:id="20" w:name="approche-de-lorienté-objets"/>
     <w:p>
       <w:pPr>
         <w:pStyle w:val="Heading2"/>
       </w:pPr>
       <w:r>
-        <w:t xml:space="preserve">Concepts de base</w:t>
+        <w:t xml:space="preserve">Approche de l’orienté objets</w:t>
       </w:r>
     </w:p>
     <w:p>
@@ -131,7 +122,7 @@
         <w:pStyle w:val="FirstParagraph"/>
       </w:pPr>
       <w:r>
-        <w:t xml:space="preserve">Les bases de données relationnelles permettent de stocker des données tabulaires structurées composées de lignes et de colonnes. Elles garantissent l’intégrité, la rapidité de recherche et la concurrence d’accès aux informations.</w:t>
+        <w:t xml:space="preserve">L’approche orientée objets consiste à regrouper au sein d’une même entité (la classe) les données (attributs) et les traitements (méthodes) qui leur sont associés. Cela favorise l’encapsulation et la réutilisabilité du code.</w:t>
       </w:r>
     </w:p>
     <w:p>
@@ -142,16 +133,37 @@
         <w:rPr>
           <w:rStyle w:val="CommentTok"/>
         </w:rPr>
-        <w:t xml:space="preserve"># Approche conceptuelle de l'interaction avec une base de données</w:t>
-      </w:r>
-      <w:r>
-        <w:br/>
-      </w:r>
-      <w:r>
-        <w:rPr>
-          <w:rStyle w:val="CommentTok"/>
-        </w:rPr>
-        <w:t xml:space="preserve"># Utilisation généralement du module intégré sqlite3 en Python</w:t>
+        <w:t xml:space="preserve"># Modélisation conceptuelle d'un objet en Python</w:t>
+      </w:r>
+      <w:r>
+        <w:br/>
+      </w:r>
+      <w:r>
+        <w:rPr>
+          <w:rStyle w:val="KeywordTok"/>
+        </w:rPr>
+        <w:t xml:space="preserve">class</w:t>
+      </w:r>
+      <w:r>
+        <w:rPr>
+          <w:rStyle w:val="NormalTok"/>
+        </w:rPr>
+        <w:t xml:space="preserve"> Vehicule:</w:t>
+      </w:r>
+      <w:r>
+        <w:br/>
+      </w:r>
+      <w:r>
+        <w:rPr>
+          <w:rStyle w:val="NormalTok"/>
+        </w:rPr>
+        <w:t xml:space="preserve">    </w:t>
+      </w:r>
+      <w:r>
+        <w:rPr>
+          <w:rStyle w:val="ControlFlowTok"/>
+        </w:rPr>
+        <w:t xml:space="preserve">pass</w:t>
       </w:r>
     </w:p>
     <w:p>
@@ -159,7 +171,7 @@
         <w:pStyle w:val="BlockText"/>
       </w:pPr>
       <w:r>
-        <w:t xml:space="preserve">💡 Privilégiez l’utilisation des bases de données relationnelles dès que vos besoins de persistance impliquent des relations complexes entre plusieurs entités.</w:t>
+        <w:t xml:space="preserve">💡 Pensez vos classes comme des plans de construction permettant de donner naissance à des objets autonomes dotés de comportements spécifiques.</w:t>
       </w:r>
     </w:p>
     <w:p>
@@ -170,13 +182,13 @@
       </w:r>
     </w:p>
     <w:bookmarkEnd w:id="20"/>
-    <w:bookmarkStart w:id="21" w:name="Xd8d46a850b464663b35f0674ed24f17d50a7032"/>
+    <w:bookmarkStart w:id="21" w:name="Xed96184bd109809ec8e72c8fb26a48be0db0908"/>
     <w:p>
       <w:pPr>
         <w:pStyle w:val="Heading2"/>
       </w:pPr>
       <w:r>
-        <w:t xml:space="preserve">Connexion et paramétrage - connexion, cursor</w:t>
+        <w:t xml:space="preserve">Composition d’une classe - constructeur, méthodes et données</w:t>
       </w:r>
     </w:p>
     <w:p>
@@ -184,7 +196,19 @@
         <w:pStyle w:val="FirstParagraph"/>
       </w:pPr>
       <w:r>
-        <w:t xml:space="preserve">La connexion établit le pont entre l’application Python et le fichier ou serveur de base de données, tandis que le curseur sert d’intermédiaire pour exécuter les requêtes SQL.</w:t>
+        <w:t xml:space="preserve">Une classe se compose d’un constructeur (la méthode spéciale</w:t>
+      </w:r>
+      <w:r>
+        <w:t xml:space="preserve"> </w:t>
+      </w:r>
+      <w:r>
+        <w:rPr>
+          <w:rStyle w:val="VerbatimChar"/>
+        </w:rPr>
+        <w:t xml:space="preserve">__init__</w:t>
+      </w:r>
+      <w:r>
+        <w:t xml:space="preserve">), de données attributaires et de méthodes pour définir les actions que l’objet peut réaliser.</w:t>
       </w:r>
     </w:p>
     <w:p>
@@ -193,36 +217,90 @@
       </w:pPr>
       <w:r>
         <w:rPr>
-          <w:rStyle w:val="ImportTok"/>
-        </w:rPr>
-        <w:t xml:space="preserve">import</w:t>
-      </w:r>
-      <w:r>
-        <w:rPr>
-          <w:rStyle w:val="NormalTok"/>
-        </w:rPr>
-        <w:t xml:space="preserve"> sqlite3</w:t>
-      </w:r>
-      <w:r>
-        <w:br/>
-      </w:r>
-      <w:r>
-        <w:br/>
-      </w:r>
-      <w:r>
-        <w:rPr>
           <w:rStyle w:val="CommentTok"/>
         </w:rPr>
-        <w:t xml:space="preserve"># Établissement de la connexion et création du curseur</w:t>
-      </w:r>
-      <w:r>
-        <w:br/>
-      </w:r>
-      <w:r>
-        <w:rPr>
-          <w:rStyle w:val="NormalTok"/>
-        </w:rPr>
-        <w:t xml:space="preserve">connexion </w:t>
+        <w:t xml:space="preserve"># Définition d'une classe avec constructeur et méthode</w:t>
+      </w:r>
+      <w:r>
+        <w:br/>
+      </w:r>
+      <w:r>
+        <w:rPr>
+          <w:rStyle w:val="KeywordTok"/>
+        </w:rPr>
+        <w:t xml:space="preserve">class</w:t>
+      </w:r>
+      <w:r>
+        <w:rPr>
+          <w:rStyle w:val="NormalTok"/>
+        </w:rPr>
+        <w:t xml:space="preserve"> CompteBancaire:</w:t>
+      </w:r>
+      <w:r>
+        <w:br/>
+      </w:r>
+      <w:r>
+        <w:rPr>
+          <w:rStyle w:val="NormalTok"/>
+        </w:rPr>
+        <w:t xml:space="preserve">    </w:t>
+      </w:r>
+      <w:r>
+        <w:rPr>
+          <w:rStyle w:val="KeywordTok"/>
+        </w:rPr>
+        <w:t xml:space="preserve">def</w:t>
+      </w:r>
+      <w:r>
+        <w:rPr>
+          <w:rStyle w:val="NormalTok"/>
+        </w:rPr>
+        <w:t xml:space="preserve"> </w:t>
+      </w:r>
+      <w:r>
+        <w:rPr>
+          <w:rStyle w:val="FunctionTok"/>
+        </w:rPr>
+        <w:t xml:space="preserve">__init__</w:t>
+      </w:r>
+      <w:r>
+        <w:rPr>
+          <w:rStyle w:val="NormalTok"/>
+        </w:rPr>
+        <w:t xml:space="preserve">(</w:t>
+      </w:r>
+      <w:r>
+        <w:rPr>
+          <w:rStyle w:val="VariableTok"/>
+        </w:rPr>
+        <w:t xml:space="preserve">self</w:t>
+      </w:r>
+      <w:r>
+        <w:rPr>
+          <w:rStyle w:val="NormalTok"/>
+        </w:rPr>
+        <w:t xml:space="preserve">, titulaire, solde):</w:t>
+      </w:r>
+      <w:r>
+        <w:br/>
+      </w:r>
+      <w:r>
+        <w:rPr>
+          <w:rStyle w:val="NormalTok"/>
+        </w:rPr>
+        <w:t xml:space="preserve">        </w:t>
+      </w:r>
+      <w:r>
+        <w:rPr>
+          <w:rStyle w:val="VariableTok"/>
+        </w:rPr>
+        <w:t xml:space="preserve">self</w:t>
+      </w:r>
+      <w:r>
+        <w:rPr>
+          <w:rStyle w:val="NormalTok"/>
+        </w:rPr>
+        <w:t xml:space="preserve">.titulaire </w:t>
       </w:r>
       <w:r>
         <w:rPr>
@@ -234,40 +312,28 @@
         <w:rPr>
           <w:rStyle w:val="NormalTok"/>
         </w:rPr>
-        <w:t xml:space="preserve"> sqlite3.</w:t>
-      </w:r>
-      <w:r>
-        <w:rPr>
-          <w:rStyle w:val="ExtensionTok"/>
-        </w:rPr>
-        <w:t xml:space="preserve">connect</w:t>
-      </w:r>
-      <w:r>
-        <w:rPr>
-          <w:rStyle w:val="NormalTok"/>
-        </w:rPr>
-        <w:t xml:space="preserve">(</w:t>
-      </w:r>
-      <w:r>
-        <w:rPr>
-          <w:rStyle w:val="StringTok"/>
-        </w:rPr>
-        <w:t xml:space="preserve">"ma_base.db"</w:t>
-      </w:r>
-      <w:r>
-        <w:rPr>
-          <w:rStyle w:val="NormalTok"/>
-        </w:rPr>
-        <w:t xml:space="preserve">)</w:t>
-      </w:r>
-      <w:r>
-        <w:br/>
-      </w:r>
-      <w:r>
-        <w:rPr>
-          <w:rStyle w:val="NormalTok"/>
-        </w:rPr>
-        <w:t xml:space="preserve">curseur </w:t>
+        <w:t xml:space="preserve"> titulaire</w:t>
+      </w:r>
+      <w:r>
+        <w:br/>
+      </w:r>
+      <w:r>
+        <w:rPr>
+          <w:rStyle w:val="NormalTok"/>
+        </w:rPr>
+        <w:t xml:space="preserve">        </w:t>
+      </w:r>
+      <w:r>
+        <w:rPr>
+          <w:rStyle w:val="VariableTok"/>
+        </w:rPr>
+        <w:t xml:space="preserve">self</w:t>
+      </w:r>
+      <w:r>
+        <w:rPr>
+          <w:rStyle w:val="NormalTok"/>
+        </w:rPr>
+        <w:t xml:space="preserve">.solde </w:t>
       </w:r>
       <w:r>
         <w:rPr>
@@ -279,7 +345,7 @@
         <w:rPr>
           <w:rStyle w:val="NormalTok"/>
         </w:rPr>
-        <w:t xml:space="preserve"> connexion.cursor()</w:t>
+        <w:t xml:space="preserve"> solde</w:t>
       </w:r>
     </w:p>
     <w:p>
@@ -287,7 +353,7 @@
         <w:pStyle w:val="BlockText"/>
       </w:pPr>
       <w:r>
-        <w:t xml:space="preserve">💡 Pensez toujours à fermer explicitement votre curseur et votre connexion à la fin des traitements pour libérer les ressources système verrouillées.</w:t>
+        <w:t xml:space="preserve">💡 Le constructeur s’exécute automatiquement lors de l’instanciation de la classe pour initialiser l’état initial des données de l’objet.</w:t>
       </w:r>
     </w:p>
     <w:p>
@@ -298,13 +364,13 @@
       </w:r>
     </w:p>
     <w:bookmarkEnd w:id="21"/>
-    <w:bookmarkStart w:id="22" w:name="X01f96c1886029c1d84f555292a17e3aea984f59"/>
+    <w:bookmarkStart w:id="22" w:name="objet-et-instance-de-class---self-super"/>
     <w:p>
       <w:pPr>
         <w:pStyle w:val="Heading2"/>
       </w:pPr>
       <w:r>
-        <w:t xml:space="preserve">Gestion de la Structure de données - Table DDL</w:t>
+        <w:t xml:space="preserve">Objet et instance de class - self, super</w:t>
       </w:r>
     </w:p>
     <w:p>
@@ -312,7 +378,7 @@
         <w:pStyle w:val="FirstParagraph"/>
       </w:pPr>
       <w:r>
-        <w:t xml:space="preserve">Le langage de définition de données (DDL) permet de créer, modifier ou supprimer la structure des tables au sein de la base de données (instructions</w:t>
+        <w:t xml:space="preserve">L’instance représente un objet concret issu d’une classe. Le paramètre</w:t>
       </w:r>
       <w:r>
         <w:t xml:space="preserve"> </w:t>
@@ -321,10 +387,28 @@
         <w:rPr>
           <w:rStyle w:val="VerbatimChar"/>
         </w:rPr>
-        <w:t xml:space="preserve">CREATE TABLE</w:t>
-      </w:r>
-      <w:r>
-        <w:t xml:space="preserve">, etc.).</w:t>
+        <w:t xml:space="preserve">self</w:t>
+      </w:r>
+      <w:r>
+        <w:t xml:space="preserve"> </w:t>
+      </w:r>
+      <w:r>
+        <w:t xml:space="preserve">fait référence à l’instance courante, tandis que</w:t>
+      </w:r>
+      <w:r>
+        <w:t xml:space="preserve"> </w:t>
+      </w:r>
+      <w:r>
+        <w:rPr>
+          <w:rStyle w:val="VerbatimChar"/>
+        </w:rPr>
+        <w:t xml:space="preserve">super()</w:t>
+      </w:r>
+      <w:r>
+        <w:t xml:space="preserve"> </w:t>
+      </w:r>
+      <w:r>
+        <w:t xml:space="preserve">permet d’accéder aux méthodes de la classe parente.</w:t>
       </w:r>
     </w:p>
     <w:p>
@@ -335,82 +419,205 @@
         <w:rPr>
           <w:rStyle w:val="CommentTok"/>
         </w:rPr>
-        <w:t xml:space="preserve"># Création d'une table relationnelle via une requête DDL</w:t>
-      </w:r>
-      <w:r>
-        <w:br/>
-      </w:r>
-      <w:r>
-        <w:rPr>
-          <w:rStyle w:val="NormalTok"/>
-        </w:rPr>
-        <w:t xml:space="preserve">curseur.execute(</w:t>
-      </w:r>
-      <w:r>
-        <w:rPr>
-          <w:rStyle w:val="StringTok"/>
-        </w:rPr>
-        <w:t xml:space="preserve">"""</w:t>
-      </w:r>
-      <w:r>
-        <w:br/>
-      </w:r>
-      <w:r>
-        <w:rPr>
-          <w:rStyle w:val="StringTok"/>
-        </w:rPr>
-        <w:t xml:space="preserve">    CREATE TABLE IF NOT EXISTS utilisateurs (</w:t>
-      </w:r>
-      <w:r>
-        <w:br/>
-      </w:r>
-      <w:r>
-        <w:rPr>
-          <w:rStyle w:val="StringTok"/>
-        </w:rPr>
-        <w:t xml:space="preserve">        id INTEGER PRIMARY KEY AUTOINCREMENT,</w:t>
-      </w:r>
-      <w:r>
-        <w:br/>
-      </w:r>
-      <w:r>
-        <w:rPr>
-          <w:rStyle w:val="StringTok"/>
-        </w:rPr>
-        <w:t xml:space="preserve">        nom TEXT NOT NULL,</w:t>
-      </w:r>
-      <w:r>
-        <w:br/>
-      </w:r>
-      <w:r>
-        <w:rPr>
-          <w:rStyle w:val="StringTok"/>
-        </w:rPr>
-        <w:t xml:space="preserve">        age INTEGER</w:t>
-      </w:r>
-      <w:r>
-        <w:br/>
-      </w:r>
-      <w:r>
-        <w:rPr>
-          <w:rStyle w:val="StringTok"/>
-        </w:rPr>
-        <w:t xml:space="preserve">    )</w:t>
-      </w:r>
-      <w:r>
-        <w:br/>
-      </w:r>
-      <w:r>
-        <w:rPr>
-          <w:rStyle w:val="StringTok"/>
-        </w:rPr>
-        <w:t xml:space="preserve">"""</w:t>
-      </w:r>
-      <w:r>
-        <w:rPr>
-          <w:rStyle w:val="NormalTok"/>
-        </w:rPr>
-        <w:t xml:space="preserve">)</w:t>
+        <w:t xml:space="preserve"># Utilisation de self pour lier les données à l'instance</w:t>
+      </w:r>
+      <w:r>
+        <w:br/>
+      </w:r>
+      <w:r>
+        <w:rPr>
+          <w:rStyle w:val="KeywordTok"/>
+        </w:rPr>
+        <w:t xml:space="preserve">class</w:t>
+      </w:r>
+      <w:r>
+        <w:rPr>
+          <w:rStyle w:val="NormalTok"/>
+        </w:rPr>
+        <w:t xml:space="preserve"> Chien:</w:t>
+      </w:r>
+      <w:r>
+        <w:br/>
+      </w:r>
+      <w:r>
+        <w:rPr>
+          <w:rStyle w:val="NormalTok"/>
+        </w:rPr>
+        <w:t xml:space="preserve">    </w:t>
+      </w:r>
+      <w:r>
+        <w:rPr>
+          <w:rStyle w:val="KeywordTok"/>
+        </w:rPr>
+        <w:t xml:space="preserve">def</w:t>
+      </w:r>
+      <w:r>
+        <w:rPr>
+          <w:rStyle w:val="NormalTok"/>
+        </w:rPr>
+        <w:t xml:space="preserve"> </w:t>
+      </w:r>
+      <w:r>
+        <w:rPr>
+          <w:rStyle w:val="FunctionTok"/>
+        </w:rPr>
+        <w:t xml:space="preserve">__init__</w:t>
+      </w:r>
+      <w:r>
+        <w:rPr>
+          <w:rStyle w:val="NormalTok"/>
+        </w:rPr>
+        <w:t xml:space="preserve">(</w:t>
+      </w:r>
+      <w:r>
+        <w:rPr>
+          <w:rStyle w:val="VariableTok"/>
+        </w:rPr>
+        <w:t xml:space="preserve">self</w:t>
+      </w:r>
+      <w:r>
+        <w:rPr>
+          <w:rStyle w:val="NormalTok"/>
+        </w:rPr>
+        <w:t xml:space="preserve">, nom):</w:t>
+      </w:r>
+      <w:r>
+        <w:br/>
+      </w:r>
+      <w:r>
+        <w:rPr>
+          <w:rStyle w:val="NormalTok"/>
+        </w:rPr>
+        <w:t xml:space="preserve">        </w:t>
+      </w:r>
+      <w:r>
+        <w:rPr>
+          <w:rStyle w:val="VariableTok"/>
+        </w:rPr>
+        <w:t xml:space="preserve">self</w:t>
+      </w:r>
+      <w:r>
+        <w:rPr>
+          <w:rStyle w:val="NormalTok"/>
+        </w:rPr>
+        <w:t xml:space="preserve">.nom </w:t>
+      </w:r>
+      <w:r>
+        <w:rPr>
+          <w:rStyle w:val="OperatorTok"/>
+        </w:rPr>
+        <w:t xml:space="preserve">=</w:t>
+      </w:r>
+      <w:r>
+        <w:rPr>
+          <w:rStyle w:val="NormalTok"/>
+        </w:rPr>
+        <w:t xml:space="preserve"> nom</w:t>
+      </w:r>
+      <w:r>
+        <w:br/>
+      </w:r>
+      <w:r>
+        <w:rPr>
+          <w:rStyle w:val="NormalTok"/>
+        </w:rPr>
+        <w:t xml:space="preserve">        </w:t>
+      </w:r>
+      <w:r>
+        <w:br/>
+      </w:r>
+      <w:r>
+        <w:rPr>
+          <w:rStyle w:val="NormalTok"/>
+        </w:rPr>
+        <w:t xml:space="preserve">    </w:t>
+      </w:r>
+      <w:r>
+        <w:rPr>
+          <w:rStyle w:val="KeywordTok"/>
+        </w:rPr>
+        <w:t xml:space="preserve">def</w:t>
+      </w:r>
+      <w:r>
+        <w:rPr>
+          <w:rStyle w:val="NormalTok"/>
+        </w:rPr>
+        <w:t xml:space="preserve"> aboyer(</w:t>
+      </w:r>
+      <w:r>
+        <w:rPr>
+          <w:rStyle w:val="VariableTok"/>
+        </w:rPr>
+        <w:t xml:space="preserve">self</w:t>
+      </w:r>
+      <w:r>
+        <w:rPr>
+          <w:rStyle w:val="NormalTok"/>
+        </w:rPr>
+        <w:t xml:space="preserve">):</w:t>
+      </w:r>
+      <w:r>
+        <w:br/>
+      </w:r>
+      <w:r>
+        <w:rPr>
+          <w:rStyle w:val="NormalTok"/>
+        </w:rPr>
+        <w:t xml:space="preserve">        </w:t>
+      </w:r>
+      <w:r>
+        <w:rPr>
+          <w:rStyle w:val="ControlFlowTok"/>
+        </w:rPr>
+        <w:t xml:space="preserve">return</w:t>
+      </w:r>
+      <w:r>
+        <w:rPr>
+          <w:rStyle w:val="NormalTok"/>
+        </w:rPr>
+        <w:t xml:space="preserve"> </w:t>
+      </w:r>
+      <w:r>
+        <w:rPr>
+          <w:rStyle w:val="SpecialStringTok"/>
+        </w:rPr>
+        <w:t xml:space="preserve">f"</w:t>
+      </w:r>
+      <w:r>
+        <w:rPr>
+          <w:rStyle w:val="SpecialCharTok"/>
+        </w:rPr>
+        <w:t xml:space="preserve">{</w:t>
+      </w:r>
+      <w:r>
+        <w:rPr>
+          <w:rStyle w:val="VariableTok"/>
+        </w:rPr>
+        <w:t xml:space="preserve">self</w:t>
+      </w:r>
+      <w:r>
+        <w:rPr>
+          <w:rStyle w:val="SpecialCharTok"/>
+        </w:rPr>
+        <w:t xml:space="preserve">.</w:t>
+      </w:r>
+      <w:r>
+        <w:rPr>
+          <w:rStyle w:val="NormalTok"/>
+        </w:rPr>
+        <w:t xml:space="preserve">nom</w:t>
+      </w:r>
+      <w:r>
+        <w:rPr>
+          <w:rStyle w:val="SpecialCharTok"/>
+        </w:rPr>
+        <w:t xml:space="preserve">}</w:t>
+      </w:r>
+      <w:r>
+        <w:rPr>
+          <w:rStyle w:val="SpecialStringTok"/>
+        </w:rPr>
+        <w:t xml:space="preserve"> aboie !"</w:t>
       </w:r>
     </w:p>
     <w:p>
@@ -418,28 +625,22 @@
         <w:pStyle w:val="BlockText"/>
       </w:pPr>
       <w:r>
-        <w:t xml:space="preserve">💡 Définissez rigoureusement les types de données et les contraintes (</w:t>
+        <w:t xml:space="preserve">💡 Utilisez systématiquement</w:t>
+      </w:r>
+      <w:r>
+        <w:t xml:space="preserve"> </w:t>
       </w:r>
       <w:r>
         <w:rPr>
           <w:rStyle w:val="VerbatimChar"/>
         </w:rPr>
-        <w:t xml:space="preserve">NOT NULL</w:t>
-      </w:r>
-      <w:r>
-        <w:t xml:space="preserve">,</w:t>
+        <w:t xml:space="preserve">self</w:t>
       </w:r>
       <w:r>
         <w:t xml:space="preserve"> </w:t>
       </w:r>
       <w:r>
-        <w:rPr>
-          <w:rStyle w:val="VerbatimChar"/>
-        </w:rPr>
-        <w:t xml:space="preserve">PRIMARY KEY</w:t>
-      </w:r>
-      <w:r>
-        <w:t xml:space="preserve">) dès la conception de vos tables pour garantir l’intégrité des informations.</w:t>
+        <w:t xml:space="preserve">comme premier paramètre de vos méthodes d’instance pour garantir l’accès correct aux attributs propres de l’objet.</w:t>
       </w:r>
     </w:p>
     <w:p>
@@ -450,13 +651,13 @@
       </w:r>
     </w:p>
     <w:bookmarkEnd w:id="22"/>
-    <w:bookmarkStart w:id="23" w:name="gestion-des-transactions---commit"/>
+    <w:bookmarkStart w:id="23" w:name="héritage-de-classes-et-redéfinition"/>
     <w:p>
       <w:pPr>
         <w:pStyle w:val="Heading2"/>
       </w:pPr>
       <w:r>
-        <w:t xml:space="preserve">Gestion des transactions - commit</w:t>
+        <w:t xml:space="preserve">Héritage de classes et redéfinition</w:t>
       </w:r>
     </w:p>
     <w:p>
@@ -464,39 +665,171 @@
         <w:pStyle w:val="FirstParagraph"/>
       </w:pPr>
       <w:r>
-        <w:t xml:space="preserve">La gestion des transactions permet de valider définitivement un ensemble d’opérations en base de données grâce à l’instruction</w:t>
-      </w:r>
-      <w:r>
+        <w:t xml:space="preserve">L’héritage permet de créer une nouvelle classe (fille) à partir d’une classe existante (parente) pour réutiliser du code et redéfinir certains comportements spécifiques.</w:t>
+      </w:r>
+    </w:p>
+    <w:p>
+      <w:pPr>
+        <w:pStyle w:val="SourceCode"/>
+      </w:pPr>
+      <w:r>
+        <w:rPr>
+          <w:rStyle w:val="CommentTok"/>
+        </w:rPr>
+        <w:t xml:space="preserve"># Héritage simple et spécialisation</w:t>
+      </w:r>
+      <w:r>
+        <w:br/>
+      </w:r>
+      <w:r>
+        <w:rPr>
+          <w:rStyle w:val="KeywordTok"/>
+        </w:rPr>
+        <w:t xml:space="preserve">class</w:t>
+      </w:r>
+      <w:r>
+        <w:rPr>
+          <w:rStyle w:val="NormalTok"/>
+        </w:rPr>
+        <w:t xml:space="preserve"> Animal:</w:t>
+      </w:r>
+      <w:r>
+        <w:br/>
+      </w:r>
+      <w:r>
+        <w:rPr>
+          <w:rStyle w:val="NormalTok"/>
+        </w:rPr>
+        <w:t xml:space="preserve">    </w:t>
+      </w:r>
+      <w:r>
+        <w:rPr>
+          <w:rStyle w:val="KeywordTok"/>
+        </w:rPr>
+        <w:t xml:space="preserve">def</w:t>
+      </w:r>
+      <w:r>
+        <w:rPr>
+          <w:rStyle w:val="NormalTok"/>
+        </w:rPr>
+        <w:t xml:space="preserve"> emettre_son(</w:t>
+      </w:r>
+      <w:r>
+        <w:rPr>
+          <w:rStyle w:val="VariableTok"/>
+        </w:rPr>
+        <w:t xml:space="preserve">self</w:t>
+      </w:r>
+      <w:r>
+        <w:rPr>
+          <w:rStyle w:val="NormalTok"/>
+        </w:rPr>
+        <w:t xml:space="preserve">):</w:t>
+      </w:r>
+      <w:r>
+        <w:br/>
+      </w:r>
+      <w:r>
+        <w:rPr>
+          <w:rStyle w:val="NormalTok"/>
+        </w:rPr>
+        <w:t xml:space="preserve">        </w:t>
+      </w:r>
+      <w:r>
+        <w:rPr>
+          <w:rStyle w:val="ControlFlowTok"/>
+        </w:rPr>
+        <w:t xml:space="preserve">return</w:t>
+      </w:r>
+      <w:r>
+        <w:rPr>
+          <w:rStyle w:val="NormalTok"/>
+        </w:rPr>
         <w:t xml:space="preserve"> </w:t>
       </w:r>
       <w:r>
         <w:rPr>
-          <w:rStyle w:val="VerbatimChar"/>
-        </w:rPr>
-        <w:t xml:space="preserve">commit</w:t>
-      </w:r>
-      <w:r>
-        <w:t xml:space="preserve">, garantissant la cohérence globale des données.</w:t>
-      </w:r>
-    </w:p>
-    <w:p>
-      <w:pPr>
-        <w:pStyle w:val="SourceCode"/>
-      </w:pPr>
-      <w:r>
-        <w:rPr>
-          <w:rStyle w:val="CommentTok"/>
-        </w:rPr>
-        <w:t xml:space="preserve"># Validation des modifications apportées à la base de données</w:t>
-      </w:r>
-      <w:r>
-        <w:br/>
-      </w:r>
-      <w:r>
-        <w:rPr>
-          <w:rStyle w:val="NormalTok"/>
-        </w:rPr>
-        <w:t xml:space="preserve">connexion.commit()</w:t>
+          <w:rStyle w:val="StringTok"/>
+        </w:rPr>
+        <w:t xml:space="preserve">"Son générique"</w:t>
+      </w:r>
+      <w:r>
+        <w:br/>
+      </w:r>
+      <w:r>
+        <w:br/>
+      </w:r>
+      <w:r>
+        <w:rPr>
+          <w:rStyle w:val="KeywordTok"/>
+        </w:rPr>
+        <w:t xml:space="preserve">class</w:t>
+      </w:r>
+      <w:r>
+        <w:rPr>
+          <w:rStyle w:val="NormalTok"/>
+        </w:rPr>
+        <w:t xml:space="preserve"> Chat(Animal):</w:t>
+      </w:r>
+      <w:r>
+        <w:br/>
+      </w:r>
+      <w:r>
+        <w:rPr>
+          <w:rStyle w:val="NormalTok"/>
+        </w:rPr>
+        <w:t xml:space="preserve">    </w:t>
+      </w:r>
+      <w:r>
+        <w:rPr>
+          <w:rStyle w:val="KeywordTok"/>
+        </w:rPr>
+        <w:t xml:space="preserve">def</w:t>
+      </w:r>
+      <w:r>
+        <w:rPr>
+          <w:rStyle w:val="NormalTok"/>
+        </w:rPr>
+        <w:t xml:space="preserve"> emettre_son(</w:t>
+      </w:r>
+      <w:r>
+        <w:rPr>
+          <w:rStyle w:val="VariableTok"/>
+        </w:rPr>
+        <w:t xml:space="preserve">self</w:t>
+      </w:r>
+      <w:r>
+        <w:rPr>
+          <w:rStyle w:val="NormalTok"/>
+        </w:rPr>
+        <w:t xml:space="preserve">):</w:t>
+      </w:r>
+      <w:r>
+        <w:br/>
+      </w:r>
+      <w:r>
+        <w:rPr>
+          <w:rStyle w:val="NormalTok"/>
+        </w:rPr>
+        <w:t xml:space="preserve">        </w:t>
+      </w:r>
+      <w:r>
+        <w:rPr>
+          <w:rStyle w:val="ControlFlowTok"/>
+        </w:rPr>
+        <w:t xml:space="preserve">return</w:t>
+      </w:r>
+      <w:r>
+        <w:rPr>
+          <w:rStyle w:val="NormalTok"/>
+        </w:rPr>
+        <w:t xml:space="preserve"> </w:t>
+      </w:r>
+      <w:r>
+        <w:rPr>
+          <w:rStyle w:val="StringTok"/>
+        </w:rPr>
+        <w:t xml:space="preserve">"Miaou"</w:t>
       </w:r>
     </w:p>
     <w:p>
@@ -504,22 +837,17 @@
         <w:pStyle w:val="BlockText"/>
       </w:pPr>
       <w:r>
-        <w:t xml:space="preserve">💡 En cas d’erreur lors d’une transaction, utilisez l’instruction</w:t>
-      </w:r>
-      <w:r>
-        <w:t xml:space="preserve"> </w:t>
-      </w:r>
-      <w:r>
-        <w:rPr>
-          <w:rStyle w:val="VerbatimChar"/>
-        </w:rPr>
-        <w:t xml:space="preserve">rollback</w:t>
-      </w:r>
-      <w:r>
-        <w:t xml:space="preserve"> </w:t>
-      </w:r>
-      <w:r>
-        <w:t xml:space="preserve">pour annuler les modifications en cours et rétablir l’état stable précédent de la base.</w:t>
+        <w:t xml:space="preserve">💡 La redéfinition de méthodes (</w:t>
+      </w:r>
+      <w:r>
+        <w:rPr>
+          <w:iCs/>
+          <w:i/>
+        </w:rPr>
+        <w:t xml:space="preserve">method overriding</w:t>
+      </w:r>
+      <w:r>
+        <w:t xml:space="preserve">) permet d’adapter le comportement d’une classe fille tout en conservant la signature de la classe parente.</w:t>
       </w:r>
     </w:p>
     <w:p>
@@ -530,13 +858,13 @@
       </w:r>
     </w:p>
     <w:bookmarkEnd w:id="23"/>
-    <w:bookmarkStart w:id="24" w:name="X6f3532f991a5e510dfff88966900d9b58478901"/>
+    <w:bookmarkStart w:id="24" w:name="packages-et-imports-et-classes"/>
     <w:p>
       <w:pPr>
         <w:pStyle w:val="Heading2"/>
       </w:pPr>
       <w:r>
-        <w:t xml:space="preserve">Manipulation des données - Select/Where DML</w:t>
+        <w:t xml:space="preserve">Packages et imports et classes</w:t>
       </w:r>
     </w:p>
     <w:p>
@@ -544,34 +872,7 @@
         <w:pStyle w:val="FirstParagraph"/>
       </w:pPr>
       <w:r>
-        <w:t xml:space="preserve">Le langage de manipulation des données (DML) permet d’insérer, de modifier, de supprimer et de rechercher des enregistrements à l’aide des instructions</w:t>
-      </w:r>
-      <w:r>
-        <w:t xml:space="preserve"> </w:t>
-      </w:r>
-      <w:r>
-        <w:rPr>
-          <w:rStyle w:val="VerbatimChar"/>
-        </w:rPr>
-        <w:t xml:space="preserve">SELECT</w:t>
-      </w:r>
-      <w:r>
-        <w:t xml:space="preserve"> </w:t>
-      </w:r>
-      <w:r>
-        <w:t xml:space="preserve">et de la clause</w:t>
-      </w:r>
-      <w:r>
-        <w:t xml:space="preserve"> </w:t>
-      </w:r>
-      <w:r>
-        <w:rPr>
-          <w:rStyle w:val="VerbatimChar"/>
-        </w:rPr>
-        <w:t xml:space="preserve">WHERE</w:t>
-      </w:r>
-      <w:r>
-        <w:t xml:space="preserve">.</w:t>
+        <w:t xml:space="preserve">L’organisation des classes au sein de modules et de packages permet de structurer les grands projets logiciels et de les importer proprement là où ils sont nécessaires.</w:t>
       </w:r>
     </w:p>
     <w:p>
@@ -582,61 +883,16 @@
         <w:rPr>
           <w:rStyle w:val="CommentTok"/>
         </w:rPr>
-        <w:t xml:space="preserve"># Requête DML pour sélectionner des enregistrements filtrés</w:t>
-      </w:r>
-      <w:r>
-        <w:br/>
-      </w:r>
-      <w:r>
-        <w:rPr>
-          <w:rStyle w:val="NormalTok"/>
-        </w:rPr>
-        <w:t xml:space="preserve">curseur.execute(</w:t>
-      </w:r>
-      <w:r>
-        <w:rPr>
-          <w:rStyle w:val="StringTok"/>
-        </w:rPr>
-        <w:t xml:space="preserve">"SELECT nom, age FROM utilisateurs WHERE age &gt;= ?"</w:t>
-      </w:r>
-      <w:r>
-        <w:rPr>
-          <w:rStyle w:val="NormalTok"/>
-        </w:rPr>
-        <w:t xml:space="preserve">, (</w:t>
-      </w:r>
-      <w:r>
-        <w:rPr>
-          <w:rStyle w:val="DecValTok"/>
-        </w:rPr>
-        <w:t xml:space="preserve">18</w:t>
-      </w:r>
-      <w:r>
-        <w:rPr>
-          <w:rStyle w:val="NormalTok"/>
-        </w:rPr>
-        <w:t xml:space="preserve">,))</w:t>
-      </w:r>
-      <w:r>
-        <w:br/>
-      </w:r>
-      <w:r>
-        <w:rPr>
-          <w:rStyle w:val="NormalTok"/>
-        </w:rPr>
-        <w:t xml:space="preserve">resultats </w:t>
-      </w:r>
-      <w:r>
-        <w:rPr>
-          <w:rStyle w:val="OperatorTok"/>
-        </w:rPr>
-        <w:t xml:space="preserve">=</w:t>
-      </w:r>
-      <w:r>
-        <w:rPr>
-          <w:rStyle w:val="NormalTok"/>
-        </w:rPr>
-        <w:t xml:space="preserve"> curseur.fetchall()</w:t>
+        <w:t xml:space="preserve"># Importation ciblée d'une classe depuis un module de package</w:t>
+      </w:r>
+      <w:r>
+        <w:br/>
+      </w:r>
+      <w:r>
+        <w:rPr>
+          <w:rStyle w:val="CommentTok"/>
+        </w:rPr>
+        <w:t xml:space="preserve"># from mon_package.modele import CompteBancaire</w:t>
       </w:r>
     </w:p>
     <w:p>
@@ -644,19 +900,7 @@
         <w:pStyle w:val="BlockText"/>
       </w:pPr>
       <w:r>
-        <w:t xml:space="preserve">💡 Utilisez toujours des requêtes paramétrées (avec des points d’interrogation</w:t>
-      </w:r>
-      <w:r>
-        <w:t xml:space="preserve"> </w:t>
-      </w:r>
-      <w:r>
-        <w:rPr>
-          <w:rStyle w:val="VerbatimChar"/>
-        </w:rPr>
-        <w:t xml:space="preserve">?</w:t>
-      </w:r>
-      <w:r>
-        <w:t xml:space="preserve">) pour injecter des variables afin de vous prémunir totalement contre les failles d’injection SQL.</w:t>
+        <w:t xml:space="preserve">💡 Veillez à regrouper les classes ayant des responsabilités métiers proches au sein d’un même module pour préserver la clarté de votre architecture.</w:t>
       </w:r>
     </w:p>
     <w:p>
@@ -682,15 +926,9 @@
       </w:pPr>
       <w:r>
         <w:rPr>
-          <w:rStyle w:val="ImportTok"/>
-        </w:rPr>
-        <w:t xml:space="preserve">import</w:t>
-      </w:r>
-      <w:r>
-        <w:rPr>
-          <w:rStyle w:val="NormalTok"/>
-        </w:rPr>
-        <w:t xml:space="preserve"> sqlite3</w:t>
+          <w:rStyle w:val="CommentTok"/>
+        </w:rPr>
+        <w:t xml:space="preserve"># Programme complet combinant classes, constructeur, méthodes, self, héritage et redéfinition</w:t>
       </w:r>
       <w:r>
         <w:br/>
@@ -702,13 +940,109 @@
         <w:rPr>
           <w:rStyle w:val="KeywordTok"/>
         </w:rPr>
+        <w:t xml:space="preserve">class</w:t>
+      </w:r>
+      <w:r>
+        <w:rPr>
+          <w:rStyle w:val="NormalTok"/>
+        </w:rPr>
+        <w:t xml:space="preserve"> Utilisateur:</w:t>
+      </w:r>
+      <w:r>
+        <w:br/>
+      </w:r>
+      <w:r>
+        <w:rPr>
+          <w:rStyle w:val="NormalTok"/>
+        </w:rPr>
+        <w:t xml:space="preserve">    </w:t>
+      </w:r>
+      <w:r>
+        <w:rPr>
+          <w:rStyle w:val="CommentTok"/>
+        </w:rPr>
+        <w:t xml:space="preserve">"""Classe parente représentant un utilisateur générique."""</w:t>
+      </w:r>
+      <w:r>
+        <w:br/>
+      </w:r>
+      <w:r>
+        <w:rPr>
+          <w:rStyle w:val="NormalTok"/>
+        </w:rPr>
+        <w:t xml:space="preserve">    </w:t>
+      </w:r>
+      <w:r>
+        <w:rPr>
+          <w:rStyle w:val="KeywordTok"/>
+        </w:rPr>
         <w:t xml:space="preserve">def</w:t>
       </w:r>
       <w:r>
         <w:rPr>
           <w:rStyle w:val="NormalTok"/>
         </w:rPr>
-        <w:t xml:space="preserve"> gerer_base_de_donnees():</w:t>
+        <w:t xml:space="preserve"> </w:t>
+      </w:r>
+      <w:r>
+        <w:rPr>
+          <w:rStyle w:val="FunctionTok"/>
+        </w:rPr>
+        <w:t xml:space="preserve">__init__</w:t>
+      </w:r>
+      <w:r>
+        <w:rPr>
+          <w:rStyle w:val="NormalTok"/>
+        </w:rPr>
+        <w:t xml:space="preserve">(</w:t>
+      </w:r>
+      <w:r>
+        <w:rPr>
+          <w:rStyle w:val="VariableTok"/>
+        </w:rPr>
+        <w:t xml:space="preserve">self</w:t>
+      </w:r>
+      <w:r>
+        <w:rPr>
+          <w:rStyle w:val="NormalTok"/>
+        </w:rPr>
+        <w:t xml:space="preserve">, identifiant):</w:t>
+      </w:r>
+      <w:r>
+        <w:br/>
+      </w:r>
+      <w:r>
+        <w:rPr>
+          <w:rStyle w:val="NormalTok"/>
+        </w:rPr>
+        <w:t xml:space="preserve">        </w:t>
+      </w:r>
+      <w:r>
+        <w:rPr>
+          <w:rStyle w:val="VariableTok"/>
+        </w:rPr>
+        <w:t xml:space="preserve">self</w:t>
+      </w:r>
+      <w:r>
+        <w:rPr>
+          <w:rStyle w:val="NormalTok"/>
+        </w:rPr>
+        <w:t xml:space="preserve">.identifiant </w:t>
+      </w:r>
+      <w:r>
+        <w:rPr>
+          <w:rStyle w:val="OperatorTok"/>
+        </w:rPr>
+        <w:t xml:space="preserve">=</w:t>
+      </w:r>
+      <w:r>
+        <w:rPr>
+          <w:rStyle w:val="NormalTok"/>
+        </w:rPr>
+        <w:t xml:space="preserve"> identifiant</w:t>
+      </w:r>
+      <w:r>
+        <w:br/>
       </w:r>
       <w:r>
         <w:br/>
@@ -721,9 +1055,123 @@
       </w:r>
       <w:r>
         <w:rPr>
+          <w:rStyle w:val="KeywordTok"/>
+        </w:rPr>
+        <w:t xml:space="preserve">def</w:t>
+      </w:r>
+      <w:r>
+        <w:rPr>
+          <w:rStyle w:val="NormalTok"/>
+        </w:rPr>
+        <w:t xml:space="preserve"> obtenir_profil(</w:t>
+      </w:r>
+      <w:r>
+        <w:rPr>
+          <w:rStyle w:val="VariableTok"/>
+        </w:rPr>
+        <w:t xml:space="preserve">self</w:t>
+      </w:r>
+      <w:r>
+        <w:rPr>
+          <w:rStyle w:val="NormalTok"/>
+        </w:rPr>
+        <w:t xml:space="preserve">):</w:t>
+      </w:r>
+      <w:r>
+        <w:br/>
+      </w:r>
+      <w:r>
+        <w:rPr>
+          <w:rStyle w:val="NormalTok"/>
+        </w:rPr>
+        <w:t xml:space="preserve">        </w:t>
+      </w:r>
+      <w:r>
+        <w:rPr>
+          <w:rStyle w:val="ControlFlowTok"/>
+        </w:rPr>
+        <w:t xml:space="preserve">return</w:t>
+      </w:r>
+      <w:r>
+        <w:rPr>
+          <w:rStyle w:val="NormalTok"/>
+        </w:rPr>
+        <w:t xml:space="preserve"> </w:t>
+      </w:r>
+      <w:r>
+        <w:rPr>
+          <w:rStyle w:val="SpecialStringTok"/>
+        </w:rPr>
+        <w:t xml:space="preserve">f"Utilisateur ID : </w:t>
+      </w:r>
+      <w:r>
+        <w:rPr>
+          <w:rStyle w:val="SpecialCharTok"/>
+        </w:rPr>
+        <w:t xml:space="preserve">{</w:t>
+      </w:r>
+      <w:r>
+        <w:rPr>
+          <w:rStyle w:val="VariableTok"/>
+        </w:rPr>
+        <w:t xml:space="preserve">self</w:t>
+      </w:r>
+      <w:r>
+        <w:rPr>
+          <w:rStyle w:val="SpecialCharTok"/>
+        </w:rPr>
+        <w:t xml:space="preserve">.</w:t>
+      </w:r>
+      <w:r>
+        <w:rPr>
+          <w:rStyle w:val="NormalTok"/>
+        </w:rPr>
+        <w:t xml:space="preserve">identifiant</w:t>
+      </w:r>
+      <w:r>
+        <w:rPr>
+          <w:rStyle w:val="SpecialCharTok"/>
+        </w:rPr>
+        <w:t xml:space="preserve">}</w:t>
+      </w:r>
+      <w:r>
+        <w:rPr>
+          <w:rStyle w:val="SpecialStringTok"/>
+        </w:rPr>
+        <w:t xml:space="preserve">"</w:t>
+      </w:r>
+      <w:r>
+        <w:br/>
+      </w:r>
+      <w:r>
+        <w:br/>
+      </w:r>
+      <w:r>
+        <w:rPr>
+          <w:rStyle w:val="KeywordTok"/>
+        </w:rPr>
+        <w:t xml:space="preserve">class</w:t>
+      </w:r>
+      <w:r>
+        <w:rPr>
+          <w:rStyle w:val="NormalTok"/>
+        </w:rPr>
+        <w:t xml:space="preserve"> Administrateur(Utilisateur):</w:t>
+      </w:r>
+      <w:r>
+        <w:br/>
+      </w:r>
+      <w:r>
+        <w:rPr>
+          <w:rStyle w:val="NormalTok"/>
+        </w:rPr>
+        <w:t xml:space="preserve">    </w:t>
+      </w:r>
+      <w:r>
+        <w:rPr>
           <w:rStyle w:val="CommentTok"/>
         </w:rPr>
-        <w:t xml:space="preserve">"""Programme complet combinant connexion, DDL, transactions et requêtes DML."""</w:t>
+        <w:t xml:space="preserve">"""Classe fille héritant d'Utilisateur avec redéfinition."""</w:t>
       </w:r>
       <w:r>
         <w:br/>
@@ -736,18 +1184,99 @@
       </w:r>
       <w:r>
         <w:rPr>
+          <w:rStyle w:val="KeywordTok"/>
+        </w:rPr>
+        <w:t xml:space="preserve">def</w:t>
+      </w:r>
+      <w:r>
+        <w:rPr>
+          <w:rStyle w:val="NormalTok"/>
+        </w:rPr>
+        <w:t xml:space="preserve"> </w:t>
+      </w:r>
+      <w:r>
+        <w:rPr>
+          <w:rStyle w:val="FunctionTok"/>
+        </w:rPr>
+        <w:t xml:space="preserve">__init__</w:t>
+      </w:r>
+      <w:r>
+        <w:rPr>
+          <w:rStyle w:val="NormalTok"/>
+        </w:rPr>
+        <w:t xml:space="preserve">(</w:t>
+      </w:r>
+      <w:r>
+        <w:rPr>
+          <w:rStyle w:val="VariableTok"/>
+        </w:rPr>
+        <w:t xml:space="preserve">self</w:t>
+      </w:r>
+      <w:r>
+        <w:rPr>
+          <w:rStyle w:val="NormalTok"/>
+        </w:rPr>
+        <w:t xml:space="preserve">, identifiant, niveau_acces):</w:t>
+      </w:r>
+      <w:r>
+        <w:br/>
+      </w:r>
+      <w:r>
+        <w:rPr>
+          <w:rStyle w:val="NormalTok"/>
+        </w:rPr>
+        <w:t xml:space="preserve">        </w:t>
+      </w:r>
+      <w:r>
+        <w:rPr>
+          <w:rStyle w:val="BuiltInTok"/>
+        </w:rPr>
+        <w:t xml:space="preserve">super</w:t>
+      </w:r>
+      <w:r>
+        <w:rPr>
+          <w:rStyle w:val="NormalTok"/>
+        </w:rPr>
+        <w:t xml:space="preserve">().</w:t>
+      </w:r>
+      <w:r>
+        <w:rPr>
+          <w:rStyle w:val="FunctionTok"/>
+        </w:rPr>
+        <w:t xml:space="preserve">__init__</w:t>
+      </w:r>
+      <w:r>
+        <w:rPr>
+          <w:rStyle w:val="NormalTok"/>
+        </w:rPr>
+        <w:t xml:space="preserve">(identifiant)  </w:t>
+      </w:r>
+      <w:r>
+        <w:rPr>
           <w:rStyle w:val="CommentTok"/>
         </w:rPr>
-        <w:t xml:space="preserve"># 1. Connexion et paramétrage</w:t>
-      </w:r>
-      <w:r>
-        <w:br/>
-      </w:r>
-      <w:r>
-        <w:rPr>
-          <w:rStyle w:val="NormalTok"/>
-        </w:rPr>
-        <w:t xml:space="preserve">    connexion </w:t>
+        <w:t xml:space="preserve"># Appel du constructeur parent</w:t>
+      </w:r>
+      <w:r>
+        <w:br/>
+      </w:r>
+      <w:r>
+        <w:rPr>
+          <w:rStyle w:val="NormalTok"/>
+        </w:rPr>
+        <w:t xml:space="preserve">        </w:t>
+      </w:r>
+      <w:r>
+        <w:rPr>
+          <w:rStyle w:val="VariableTok"/>
+        </w:rPr>
+        <w:t xml:space="preserve">self</w:t>
+      </w:r>
+      <w:r>
+        <w:rPr>
+          <w:rStyle w:val="NormalTok"/>
+        </w:rPr>
+        <w:t xml:space="preserve">.niveau_acces </w:t>
       </w:r>
       <w:r>
         <w:rPr>
@@ -759,25 +1288,229 @@
         <w:rPr>
           <w:rStyle w:val="NormalTok"/>
         </w:rPr>
-        <w:t xml:space="preserve"> sqlite3.</w:t>
-      </w:r>
-      <w:r>
-        <w:rPr>
-          <w:rStyle w:val="ExtensionTok"/>
-        </w:rPr>
-        <w:t xml:space="preserve">connect</w:t>
-      </w:r>
-      <w:r>
-        <w:rPr>
-          <w:rStyle w:val="NormalTok"/>
-        </w:rPr>
-        <w:t xml:space="preserve">(</w:t>
+        <w:t xml:space="preserve"> niveau_acces</w:t>
+      </w:r>
+      <w:r>
+        <w:br/>
+      </w:r>
+      <w:r>
+        <w:br/>
+      </w:r>
+      <w:r>
+        <w:rPr>
+          <w:rStyle w:val="NormalTok"/>
+        </w:rPr>
+        <w:t xml:space="preserve">    </w:t>
+      </w:r>
+      <w:r>
+        <w:rPr>
+          <w:rStyle w:val="KeywordTok"/>
+        </w:rPr>
+        <w:t xml:space="preserve">def</w:t>
+      </w:r>
+      <w:r>
+        <w:rPr>
+          <w:rStyle w:val="NormalTok"/>
+        </w:rPr>
+        <w:t xml:space="preserve"> obtenir_profil(</w:t>
+      </w:r>
+      <w:r>
+        <w:rPr>
+          <w:rStyle w:val="VariableTok"/>
+        </w:rPr>
+        <w:t xml:space="preserve">self</w:t>
+      </w:r>
+      <w:r>
+        <w:rPr>
+          <w:rStyle w:val="NormalTok"/>
+        </w:rPr>
+        <w:t xml:space="preserve">):</w:t>
+      </w:r>
+      <w:r>
+        <w:br/>
+      </w:r>
+      <w:r>
+        <w:rPr>
+          <w:rStyle w:val="NormalTok"/>
+        </w:rPr>
+        <w:t xml:space="preserve">        </w:t>
+      </w:r>
+      <w:r>
+        <w:rPr>
+          <w:rStyle w:val="CommentTok"/>
+        </w:rPr>
+        <w:t xml:space="preserve"># Redéfinition de la méthode héritée</w:t>
+      </w:r>
+      <w:r>
+        <w:br/>
+      </w:r>
+      <w:r>
+        <w:rPr>
+          <w:rStyle w:val="NormalTok"/>
+        </w:rPr>
+        <w:t xml:space="preserve">        profil_base </w:t>
+      </w:r>
+      <w:r>
+        <w:rPr>
+          <w:rStyle w:val="OperatorTok"/>
+        </w:rPr>
+        <w:t xml:space="preserve">=</w:t>
+      </w:r>
+      <w:r>
+        <w:rPr>
+          <w:rStyle w:val="NormalTok"/>
+        </w:rPr>
+        <w:t xml:space="preserve"> </w:t>
+      </w:r>
+      <w:r>
+        <w:rPr>
+          <w:rStyle w:val="BuiltInTok"/>
+        </w:rPr>
+        <w:t xml:space="preserve">super</w:t>
+      </w:r>
+      <w:r>
+        <w:rPr>
+          <w:rStyle w:val="NormalTok"/>
+        </w:rPr>
+        <w:t xml:space="preserve">().obtenir_profil()</w:t>
+      </w:r>
+      <w:r>
+        <w:br/>
+      </w:r>
+      <w:r>
+        <w:rPr>
+          <w:rStyle w:val="NormalTok"/>
+        </w:rPr>
+        <w:t xml:space="preserve">        </w:t>
+      </w:r>
+      <w:r>
+        <w:rPr>
+          <w:rStyle w:val="ControlFlowTok"/>
+        </w:rPr>
+        <w:t xml:space="preserve">return</w:t>
+      </w:r>
+      <w:r>
+        <w:rPr>
+          <w:rStyle w:val="NormalTok"/>
+        </w:rPr>
+        <w:t xml:space="preserve"> </w:t>
+      </w:r>
+      <w:r>
+        <w:rPr>
+          <w:rStyle w:val="SpecialStringTok"/>
+        </w:rPr>
+        <w:t xml:space="preserve">f"</w:t>
+      </w:r>
+      <w:r>
+        <w:rPr>
+          <w:rStyle w:val="SpecialCharTok"/>
+        </w:rPr>
+        <w:t xml:space="preserve">{</w:t>
+      </w:r>
+      <w:r>
+        <w:rPr>
+          <w:rStyle w:val="NormalTok"/>
+        </w:rPr>
+        <w:t xml:space="preserve">profil_base</w:t>
+      </w:r>
+      <w:r>
+        <w:rPr>
+          <w:rStyle w:val="SpecialCharTok"/>
+        </w:rPr>
+        <w:t xml:space="preserve">}</w:t>
+      </w:r>
+      <w:r>
+        <w:rPr>
+          <w:rStyle w:val="SpecialStringTok"/>
+        </w:rPr>
+        <w:t xml:space="preserve"> | Rôle : Admin (Niveau </w:t>
+      </w:r>
+      <w:r>
+        <w:rPr>
+          <w:rStyle w:val="SpecialCharTok"/>
+        </w:rPr>
+        <w:t xml:space="preserve">{</w:t>
+      </w:r>
+      <w:r>
+        <w:rPr>
+          <w:rStyle w:val="VariableTok"/>
+        </w:rPr>
+        <w:t xml:space="preserve">self</w:t>
+      </w:r>
+      <w:r>
+        <w:rPr>
+          <w:rStyle w:val="SpecialCharTok"/>
+        </w:rPr>
+        <w:t xml:space="preserve">.</w:t>
+      </w:r>
+      <w:r>
+        <w:rPr>
+          <w:rStyle w:val="NormalTok"/>
+        </w:rPr>
+        <w:t xml:space="preserve">niveau_acces</w:t>
+      </w:r>
+      <w:r>
+        <w:rPr>
+          <w:rStyle w:val="SpecialCharTok"/>
+        </w:rPr>
+        <w:t xml:space="preserve">}</w:t>
+      </w:r>
+      <w:r>
+        <w:rPr>
+          <w:rStyle w:val="SpecialStringTok"/>
+        </w:rPr>
+        <w:t xml:space="preserve">)"</w:t>
+      </w:r>
+      <w:r>
+        <w:br/>
+      </w:r>
+      <w:r>
+        <w:br/>
+      </w:r>
+      <w:r>
+        <w:rPr>
+          <w:rStyle w:val="CommentTok"/>
+        </w:rPr>
+        <w:t xml:space="preserve"># Instanciation et test des objets</w:t>
+      </w:r>
+      <w:r>
+        <w:br/>
+      </w:r>
+      <w:r>
+        <w:rPr>
+          <w:rStyle w:val="NormalTok"/>
+        </w:rPr>
+        <w:t xml:space="preserve">admin </w:t>
+      </w:r>
+      <w:r>
+        <w:rPr>
+          <w:rStyle w:val="OperatorTok"/>
+        </w:rPr>
+        <w:t xml:space="preserve">=</w:t>
+      </w:r>
+      <w:r>
+        <w:rPr>
+          <w:rStyle w:val="NormalTok"/>
+        </w:rPr>
+        <w:t xml:space="preserve"> Administrateur(</w:t>
       </w:r>
       <w:r>
         <w:rPr>
           <w:rStyle w:val="StringTok"/>
         </w:rPr>
-        <w:t xml:space="preserve">"entreprise.db"</w:t>
+        <w:t xml:space="preserve">"USR-001"</w:t>
+      </w:r>
+      <w:r>
+        <w:rPr>
+          <w:rStyle w:val="NormalTok"/>
+        </w:rPr>
+        <w:t xml:space="preserve">, </w:t>
+      </w:r>
+      <w:r>
+        <w:rPr>
+          <w:rStyle w:val="DecValTok"/>
+        </w:rPr>
+        <w:t xml:space="preserve">3</w:t>
       </w:r>
       <w:r>
         <w:rPr>
@@ -790,381 +1523,6 @@
       </w:r>
       <w:r>
         <w:rPr>
-          <w:rStyle w:val="NormalTok"/>
-        </w:rPr>
-        <w:t xml:space="preserve">    curseur </w:t>
-      </w:r>
-      <w:r>
-        <w:rPr>
-          <w:rStyle w:val="OperatorTok"/>
-        </w:rPr>
-        <w:t xml:space="preserve">=</w:t>
-      </w:r>
-      <w:r>
-        <w:rPr>
-          <w:rStyle w:val="NormalTok"/>
-        </w:rPr>
-        <w:t xml:space="preserve"> connexion.cursor()</w:t>
-      </w:r>
-      <w:r>
-        <w:br/>
-      </w:r>
-      <w:r>
-        <w:rPr>
-          <w:rStyle w:val="NormalTok"/>
-        </w:rPr>
-        <w:t xml:space="preserve">    </w:t>
-      </w:r>
-      <w:r>
-        <w:br/>
-      </w:r>
-      <w:r>
-        <w:rPr>
-          <w:rStyle w:val="NormalTok"/>
-        </w:rPr>
-        <w:t xml:space="preserve">    </w:t>
-      </w:r>
-      <w:r>
-        <w:rPr>
-          <w:rStyle w:val="CommentTok"/>
-        </w:rPr>
-        <w:t xml:space="preserve"># 2. Gestion de la structure de données (DDL)</w:t>
-      </w:r>
-      <w:r>
-        <w:br/>
-      </w:r>
-      <w:r>
-        <w:rPr>
-          <w:rStyle w:val="NormalTok"/>
-        </w:rPr>
-        <w:t xml:space="preserve">    curseur.execute(</w:t>
-      </w:r>
-      <w:r>
-        <w:rPr>
-          <w:rStyle w:val="StringTok"/>
-        </w:rPr>
-        <w:t xml:space="preserve">"""</w:t>
-      </w:r>
-      <w:r>
-        <w:br/>
-      </w:r>
-      <w:r>
-        <w:rPr>
-          <w:rStyle w:val="StringTok"/>
-        </w:rPr>
-        <w:t xml:space="preserve">        CREATE TABLE IF NOT EXISTS employes (</w:t>
-      </w:r>
-      <w:r>
-        <w:br/>
-      </w:r>
-      <w:r>
-        <w:rPr>
-          <w:rStyle w:val="StringTok"/>
-        </w:rPr>
-        <w:t xml:space="preserve">            id INTEGER PRIMARY KEY AUTOINCREMENT,</w:t>
-      </w:r>
-      <w:r>
-        <w:br/>
-      </w:r>
-      <w:r>
-        <w:rPr>
-          <w:rStyle w:val="StringTok"/>
-        </w:rPr>
-        <w:t xml:space="preserve">            nom TEXT,</w:t>
-      </w:r>
-      <w:r>
-        <w:br/>
-      </w:r>
-      <w:r>
-        <w:rPr>
-          <w:rStyle w:val="StringTok"/>
-        </w:rPr>
-        <w:t xml:space="preserve">            salaire REAL</w:t>
-      </w:r>
-      <w:r>
-        <w:br/>
-      </w:r>
-      <w:r>
-        <w:rPr>
-          <w:rStyle w:val="StringTok"/>
-        </w:rPr>
-        <w:t xml:space="preserve">        )</w:t>
-      </w:r>
-      <w:r>
-        <w:br/>
-      </w:r>
-      <w:r>
-        <w:rPr>
-          <w:rStyle w:val="StringTok"/>
-        </w:rPr>
-        <w:t xml:space="preserve">    """</w:t>
-      </w:r>
-      <w:r>
-        <w:rPr>
-          <w:rStyle w:val="NormalTok"/>
-        </w:rPr>
-        <w:t xml:space="preserve">)</w:t>
-      </w:r>
-      <w:r>
-        <w:br/>
-      </w:r>
-      <w:r>
-        <w:rPr>
-          <w:rStyle w:val="NormalTok"/>
-        </w:rPr>
-        <w:t xml:space="preserve">    </w:t>
-      </w:r>
-      <w:r>
-        <w:br/>
-      </w:r>
-      <w:r>
-        <w:rPr>
-          <w:rStyle w:val="NormalTok"/>
-        </w:rPr>
-        <w:t xml:space="preserve">    </w:t>
-      </w:r>
-      <w:r>
-        <w:rPr>
-          <w:rStyle w:val="CommentTok"/>
-        </w:rPr>
-        <w:t xml:space="preserve"># 3. Insertion de données (DML) et gestion des transactions (commit)</w:t>
-      </w:r>
-      <w:r>
-        <w:br/>
-      </w:r>
-      <w:r>
-        <w:rPr>
-          <w:rStyle w:val="NormalTok"/>
-        </w:rPr>
-        <w:t xml:space="preserve">    curseur.execute(</w:t>
-      </w:r>
-      <w:r>
-        <w:rPr>
-          <w:rStyle w:val="StringTok"/>
-        </w:rPr>
-        <w:t xml:space="preserve">"INSERT INTO employes (nom, salaire) VALUES (?, ?)"</w:t>
-      </w:r>
-      <w:r>
-        <w:rPr>
-          <w:rStyle w:val="NormalTok"/>
-        </w:rPr>
-        <w:t xml:space="preserve">, (</w:t>
-      </w:r>
-      <w:r>
-        <w:rPr>
-          <w:rStyle w:val="StringTok"/>
-        </w:rPr>
-        <w:t xml:space="preserve">"Alice"</w:t>
-      </w:r>
-      <w:r>
-        <w:rPr>
-          <w:rStyle w:val="NormalTok"/>
-        </w:rPr>
-        <w:t xml:space="preserve">, </w:t>
-      </w:r>
-      <w:r>
-        <w:rPr>
-          <w:rStyle w:val="FloatTok"/>
-        </w:rPr>
-        <w:t xml:space="preserve">2500.0</w:t>
-      </w:r>
-      <w:r>
-        <w:rPr>
-          <w:rStyle w:val="NormalTok"/>
-        </w:rPr>
-        <w:t xml:space="preserve">))</w:t>
-      </w:r>
-      <w:r>
-        <w:br/>
-      </w:r>
-      <w:r>
-        <w:rPr>
-          <w:rStyle w:val="NormalTok"/>
-        </w:rPr>
-        <w:t xml:space="preserve">    curseur.execute(</w:t>
-      </w:r>
-      <w:r>
-        <w:rPr>
-          <w:rStyle w:val="StringTok"/>
-        </w:rPr>
-        <w:t xml:space="preserve">"INSERT INTO employes (nom, salaire) VALUES (?, ?)"</w:t>
-      </w:r>
-      <w:r>
-        <w:rPr>
-          <w:rStyle w:val="NormalTok"/>
-        </w:rPr>
-        <w:t xml:space="preserve">, (</w:t>
-      </w:r>
-      <w:r>
-        <w:rPr>
-          <w:rStyle w:val="StringTok"/>
-        </w:rPr>
-        <w:t xml:space="preserve">"Bob"</w:t>
-      </w:r>
-      <w:r>
-        <w:rPr>
-          <w:rStyle w:val="NormalTok"/>
-        </w:rPr>
-        <w:t xml:space="preserve">, </w:t>
-      </w:r>
-      <w:r>
-        <w:rPr>
-          <w:rStyle w:val="FloatTok"/>
-        </w:rPr>
-        <w:t xml:space="preserve">3100.0</w:t>
-      </w:r>
-      <w:r>
-        <w:rPr>
-          <w:rStyle w:val="NormalTok"/>
-        </w:rPr>
-        <w:t xml:space="preserve">))</w:t>
-      </w:r>
-      <w:r>
-        <w:br/>
-      </w:r>
-      <w:r>
-        <w:rPr>
-          <w:rStyle w:val="NormalTok"/>
-        </w:rPr>
-        <w:t xml:space="preserve">    connexion.commit()  </w:t>
-      </w:r>
-      <w:r>
-        <w:rPr>
-          <w:rStyle w:val="CommentTok"/>
-        </w:rPr>
-        <w:t xml:space="preserve"># Validation de la transaction</w:t>
-      </w:r>
-      <w:r>
-        <w:br/>
-      </w:r>
-      <w:r>
-        <w:rPr>
-          <w:rStyle w:val="NormalTok"/>
-        </w:rPr>
-        <w:t xml:space="preserve">    </w:t>
-      </w:r>
-      <w:r>
-        <w:br/>
-      </w:r>
-      <w:r>
-        <w:rPr>
-          <w:rStyle w:val="NormalTok"/>
-        </w:rPr>
-        <w:t xml:space="preserve">    </w:t>
-      </w:r>
-      <w:r>
-        <w:rPr>
-          <w:rStyle w:val="CommentTok"/>
-        </w:rPr>
-        <w:t xml:space="preserve"># 4. Manipulation des données avec SELECT et WHERE (DML)</w:t>
-      </w:r>
-      <w:r>
-        <w:br/>
-      </w:r>
-      <w:r>
-        <w:rPr>
-          <w:rStyle w:val="NormalTok"/>
-        </w:rPr>
-        <w:t xml:space="preserve">    curseur.execute(</w:t>
-      </w:r>
-      <w:r>
-        <w:rPr>
-          <w:rStyle w:val="StringTok"/>
-        </w:rPr>
-        <w:t xml:space="preserve">"SELECT nom, salaire FROM employes WHERE salaire &gt; ?"</w:t>
-      </w:r>
-      <w:r>
-        <w:rPr>
-          <w:rStyle w:val="NormalTok"/>
-        </w:rPr>
-        <w:t xml:space="preserve">, (</w:t>
-      </w:r>
-      <w:r>
-        <w:rPr>
-          <w:rStyle w:val="FloatTok"/>
-        </w:rPr>
-        <w:t xml:space="preserve">2800.0</w:t>
-      </w:r>
-      <w:r>
-        <w:rPr>
-          <w:rStyle w:val="NormalTok"/>
-        </w:rPr>
-        <w:t xml:space="preserve">,))</w:t>
-      </w:r>
-      <w:r>
-        <w:br/>
-      </w:r>
-      <w:r>
-        <w:rPr>
-          <w:rStyle w:val="NormalTok"/>
-        </w:rPr>
-        <w:t xml:space="preserve">    recrutements_hauts </w:t>
-      </w:r>
-      <w:r>
-        <w:rPr>
-          <w:rStyle w:val="OperatorTok"/>
-        </w:rPr>
-        <w:t xml:space="preserve">=</w:t>
-      </w:r>
-      <w:r>
-        <w:rPr>
-          <w:rStyle w:val="NormalTok"/>
-        </w:rPr>
-        <w:t xml:space="preserve"> curseur.fetchall()</w:t>
-      </w:r>
-      <w:r>
-        <w:br/>
-      </w:r>
-      <w:r>
-        <w:rPr>
-          <w:rStyle w:val="NormalTok"/>
-        </w:rPr>
-        <w:t xml:space="preserve">    </w:t>
-      </w:r>
-      <w:r>
-        <w:br/>
-      </w:r>
-      <w:r>
-        <w:rPr>
-          <w:rStyle w:val="NormalTok"/>
-        </w:rPr>
-        <w:t xml:space="preserve">    </w:t>
-      </w:r>
-      <w:r>
-        <w:rPr>
-          <w:rStyle w:val="ControlFlowTok"/>
-        </w:rPr>
-        <w:t xml:space="preserve">for</w:t>
-      </w:r>
-      <w:r>
-        <w:rPr>
-          <w:rStyle w:val="NormalTok"/>
-        </w:rPr>
-        <w:t xml:space="preserve"> employe </w:t>
-      </w:r>
-      <w:r>
-        <w:rPr>
-          <w:rStyle w:val="KeywordTok"/>
-        </w:rPr>
-        <w:t xml:space="preserve">in</w:t>
-      </w:r>
-      <w:r>
-        <w:rPr>
-          <w:rStyle w:val="NormalTok"/>
-        </w:rPr>
-        <w:t xml:space="preserve"> recrutements_hauts:</w:t>
-      </w:r>
-      <w:r>
-        <w:br/>
-      </w:r>
-      <w:r>
-        <w:rPr>
-          <w:rStyle w:val="NormalTok"/>
-        </w:rPr>
-        <w:t xml:space="preserve">        </w:t>
-      </w:r>
-      <w:r>
-        <w:rPr>
           <w:rStyle w:val="BuiltInTok"/>
         </w:rPr>
         <w:t xml:space="preserve">print</w:t>
@@ -1173,154 +1531,7 @@
         <w:rPr>
           <w:rStyle w:val="NormalTok"/>
         </w:rPr>
-        <w:t xml:space="preserve">(</w:t>
-      </w:r>
-      <w:r>
-        <w:rPr>
-          <w:rStyle w:val="SpecialStringTok"/>
-        </w:rPr>
-        <w:t xml:space="preserve">f"Employé qualifié : </w:t>
-      </w:r>
-      <w:r>
-        <w:rPr>
-          <w:rStyle w:val="SpecialCharTok"/>
-        </w:rPr>
-        <w:t xml:space="preserve">{</w:t>
-      </w:r>
-      <w:r>
-        <w:rPr>
-          <w:rStyle w:val="NormalTok"/>
-        </w:rPr>
-        <w:t xml:space="preserve">employe[</w:t>
-      </w:r>
-      <w:r>
-        <w:rPr>
-          <w:rStyle w:val="DecValTok"/>
-        </w:rPr>
-        <w:t xml:space="preserve">0</w:t>
-      </w:r>
-      <w:r>
-        <w:rPr>
-          <w:rStyle w:val="NormalTok"/>
-        </w:rPr>
-        <w:t xml:space="preserve">]</w:t>
-      </w:r>
-      <w:r>
-        <w:rPr>
-          <w:rStyle w:val="SpecialCharTok"/>
-        </w:rPr>
-        <w:t xml:space="preserve">}</w:t>
-      </w:r>
-      <w:r>
-        <w:rPr>
-          <w:rStyle w:val="SpecialStringTok"/>
-        </w:rPr>
-        <w:t xml:space="preserve"> avec un salaire de </w:t>
-      </w:r>
-      <w:r>
-        <w:rPr>
-          <w:rStyle w:val="SpecialCharTok"/>
-        </w:rPr>
-        <w:t xml:space="preserve">{</w:t>
-      </w:r>
-      <w:r>
-        <w:rPr>
-          <w:rStyle w:val="NormalTok"/>
-        </w:rPr>
-        <w:t xml:space="preserve">employe[</w:t>
-      </w:r>
-      <w:r>
-        <w:rPr>
-          <w:rStyle w:val="DecValTok"/>
-        </w:rPr>
-        <w:t xml:space="preserve">1</w:t>
-      </w:r>
-      <w:r>
-        <w:rPr>
-          <w:rStyle w:val="NormalTok"/>
-        </w:rPr>
-        <w:t xml:space="preserve">]</w:t>
-      </w:r>
-      <w:r>
-        <w:rPr>
-          <w:rStyle w:val="SpecialCharTok"/>
-        </w:rPr>
-        <w:t xml:space="preserve">}</w:t>
-      </w:r>
-      <w:r>
-        <w:rPr>
-          <w:rStyle w:val="SpecialStringTok"/>
-        </w:rPr>
-        <w:t xml:space="preserve">€"</w:t>
-      </w:r>
-      <w:r>
-        <w:rPr>
-          <w:rStyle w:val="NormalTok"/>
-        </w:rPr>
-        <w:t xml:space="preserve">)</w:t>
-      </w:r>
-      <w:r>
-        <w:br/>
-      </w:r>
-      <w:r>
-        <w:rPr>
-          <w:rStyle w:val="NormalTok"/>
-        </w:rPr>
-        <w:t xml:space="preserve">        </w:t>
-      </w:r>
-      <w:r>
-        <w:br/>
-      </w:r>
-      <w:r>
-        <w:rPr>
-          <w:rStyle w:val="NormalTok"/>
-        </w:rPr>
-        <w:t xml:space="preserve">    </w:t>
-      </w:r>
-      <w:r>
-        <w:rPr>
-          <w:rStyle w:val="CommentTok"/>
-        </w:rPr>
-        <w:t xml:space="preserve"># Fermeture propre des ressources</w:t>
-      </w:r>
-      <w:r>
-        <w:br/>
-      </w:r>
-      <w:r>
-        <w:rPr>
-          <w:rStyle w:val="NormalTok"/>
-        </w:rPr>
-        <w:t xml:space="preserve">    curseur.close()</w:t>
-      </w:r>
-      <w:r>
-        <w:br/>
-      </w:r>
-      <w:r>
-        <w:rPr>
-          <w:rStyle w:val="NormalTok"/>
-        </w:rPr>
-        <w:t xml:space="preserve">    connexion.close()</w:t>
-      </w:r>
-      <w:r>
-        <w:br/>
-      </w:r>
-      <w:r>
-        <w:br/>
-      </w:r>
-      <w:r>
-        <w:rPr>
-          <w:rStyle w:val="CommentTok"/>
-        </w:rPr>
-        <w:t xml:space="preserve"># Exécution de la fonction de synthèse</w:t>
-      </w:r>
-      <w:r>
-        <w:br/>
-      </w:r>
-      <w:r>
-        <w:rPr>
-          <w:rStyle w:val="NormalTok"/>
-        </w:rPr>
-        <w:t xml:space="preserve">gerer_base_de_donnees()</w:t>
+        <w:t xml:space="preserve">(admin.obtenir_profil())</w:t>
       </w:r>
     </w:p>
     <w:bookmarkEnd w:id="25"/>
@@ -1352,7 +1563,7 @@
         <w:t xml:space="preserve"> </w:t>
       </w:r>
       <w:r>
-        <w:t xml:space="preserve">Écrivez un script Python qui utilise le module</w:t>
+        <w:t xml:space="preserve">Créez une classe</w:t>
       </w:r>
       <w:r>
         <w:t xml:space="preserve"> </w:t>
@@ -1361,40 +1572,13 @@
         <w:rPr>
           <w:rStyle w:val="VerbatimChar"/>
         </w:rPr>
-        <w:t xml:space="preserve">sqlite3</w:t>
+        <w:t xml:space="preserve">Livre</w:t>
       </w:r>
       <w:r>
         <w:t xml:space="preserve"> </w:t>
       </w:r>
       <w:r>
-        <w:t xml:space="preserve">pour créer une base de données, instancier une table</w:t>
-      </w:r>
-      <w:r>
-        <w:t xml:space="preserve"> </w:t>
-      </w:r>
-      <w:r>
-        <w:rPr>
-          <w:rStyle w:val="VerbatimChar"/>
-        </w:rPr>
-        <w:t xml:space="preserve">produits</w:t>
-      </w:r>
-      <w:r>
-        <w:t xml:space="preserve"> </w:t>
-      </w:r>
-      <w:r>
-        <w:t xml:space="preserve">(contenant un ID, un nom et un prix), puis y insérer un enregistrement validé par un</w:t>
-      </w:r>
-      <w:r>
-        <w:t xml:space="preserve"> </w:t>
-      </w:r>
-      <w:r>
-        <w:rPr>
-          <w:rStyle w:val="VerbatimChar"/>
-        </w:rPr>
-        <w:t xml:space="preserve">commit</w:t>
-      </w:r>
-      <w:r>
-        <w:t xml:space="preserve">.</w:t>
+        <w:t xml:space="preserve">possédant un constructeur initialisant un titre et un auteur, ainsi qu’une méthode retournant une description textuelle de l’ouvrage.</w:t>
       </w:r>
     </w:p>
     <w:p>
@@ -1416,7 +1600,7 @@
         <w:t xml:space="preserve"> </w:t>
       </w:r>
       <w:r>
-        <w:t xml:space="preserve">Rédigez une requête</w:t>
+        <w:t xml:space="preserve">Développez une classe fille</w:t>
       </w:r>
       <w:r>
         <w:t xml:space="preserve"> </w:t>
@@ -1425,13 +1609,13 @@
         <w:rPr>
           <w:rStyle w:val="VerbatimChar"/>
         </w:rPr>
-        <w:t xml:space="preserve">SELECT</w:t>
+        <w:t xml:space="preserve">LivreNumerique</w:t>
       </w:r>
       <w:r>
         <w:t xml:space="preserve"> </w:t>
       </w:r>
       <w:r>
-        <w:t xml:space="preserve">associée à une clause</w:t>
+        <w:t xml:space="preserve">qui hérite de la classe</w:t>
       </w:r>
       <w:r>
         <w:t xml:space="preserve"> </w:t>
@@ -1440,13 +1624,13 @@
         <w:rPr>
           <w:rStyle w:val="VerbatimChar"/>
         </w:rPr>
-        <w:t xml:space="preserve">WHERE</w:t>
+        <w:t xml:space="preserve">Livre</w:t>
       </w:r>
       <w:r>
         <w:t xml:space="preserve"> </w:t>
       </w:r>
       <w:r>
-        <w:t xml:space="preserve">pour récupérer et afficher tous les produits dont le prix est inférieur à un certain seuil depuis la table créée à l’exercice précédent.</w:t>
+        <w:t xml:space="preserve">en y ajoutant un attribut supplémentaire pour la taille du fichier en mégaoctets, puis instanciez un objet de cette classe.</w:t>
       </w:r>
     </w:p>
     <w:bookmarkEnd w:id="26"/>

--- a/redaction/chapitre17/paragraphes.docx
+++ b/redaction/chapitre17/paragraphes.docx
@@ -2,13 +2,14 @@
 <file path=word/document.xml><?xml version="1.0" encoding="utf-8"?>
 <w:document xmlns:w="http://schemas.openxmlformats.org/wordprocessingml/2006/main" xmlns:m="http://schemas.openxmlformats.org/officeDocument/2006/math" xmlns:r="http://schemas.openxmlformats.org/officeDocument/2006/relationships" xmlns:o="urn:schemas-microsoft-com:office:office" xmlns:v="urn:schemas-microsoft-com:vml" xmlns:w10="urn:schemas-microsoft-com:office:word" xmlns:a="http://schemas.openxmlformats.org/drawingml/2006/main" xmlns:pic="http://schemas.openxmlformats.org/drawingml/2006/picture" xmlns:wp="http://schemas.openxmlformats.org/drawingml/2006/wordprocessingDrawing">
   <w:body>
-    <w:bookmarkStart w:id="27" w:name="Xc1878706084a6127111811281bea3197623094b"/>
+    <w:bookmarkStart w:id="27" w:name="Xec39b742532cec7bb3ba86052a7df504ede2737"/>
     <w:p>
       <w:pPr>
         <w:pStyle w:val="Heading1"/>
-      </w:pPr>
-      <w:r>
-        <w:t xml:space="preserve">Chapitre 15 : Programmation orientée objets</w:t>
+        <w:pageBreakBefore/>
+      </w:pPr>
+      <w:r>
+        <w:t xml:space="preserve">Chapitre 17 : Programmation orientée objets</w:t>
       </w:r>
     </w:p>
     <w:p>
@@ -128,6 +129,14 @@
     <w:p>
       <w:pPr>
         <w:pStyle w:val="SourceCode"/>
+        <w:pBdr>
+          <w:top w:val="single" w:sz="6" w:space="8" w:color="9AA5B1"/>
+          <w:left w:val="single" w:sz="6" w:space="8" w:color="9AA5B1"/>
+          <w:bottom w:val="single" w:sz="6" w:space="8" w:color="9AA5B1"/>
+          <w:right w:val="single" w:sz="6" w:space="8" w:color="9AA5B1"/>
+        </w:pBdr>
+        <w:spacing w:before="120" w:after="120" w:line="240" w:lineRule="auto"/>
+        <w:ind w:left="180" w:right="180"/>
       </w:pPr>
       <w:r>
         <w:rPr>
@@ -169,6 +178,12 @@
     <w:p>
       <w:pPr>
         <w:pStyle w:val="BlockText"/>
+        <w:shd w:val="clear" w:color="auto" w:fill="EAF6FB"/>
+        <w:spacing w:before="100" w:after="100"/>
+        <w:ind w:left="180" w:right="180"/>
+        <w:pBdr>
+          <w:left w:val="single" w:sz="18" w:space="8" w:color="2980B9"/>
+        </w:pBdr>
       </w:pPr>
       <w:r>
         <w:t xml:space="preserve">💡 Pensez vos classes comme des plans de construction permettant de donner naissance à des objets autonomes dotés de comportements spécifiques.</w:t>
@@ -214,6 +229,14 @@
     <w:p>
       <w:pPr>
         <w:pStyle w:val="SourceCode"/>
+        <w:pBdr>
+          <w:top w:val="single" w:sz="6" w:space="8" w:color="9AA5B1"/>
+          <w:left w:val="single" w:sz="6" w:space="8" w:color="9AA5B1"/>
+          <w:bottom w:val="single" w:sz="6" w:space="8" w:color="9AA5B1"/>
+          <w:right w:val="single" w:sz="6" w:space="8" w:color="9AA5B1"/>
+        </w:pBdr>
+        <w:spacing w:before="120" w:after="120" w:line="240" w:lineRule="auto"/>
+        <w:ind w:left="180" w:right="180"/>
       </w:pPr>
       <w:r>
         <w:rPr>
@@ -351,6 +374,12 @@
     <w:p>
       <w:pPr>
         <w:pStyle w:val="BlockText"/>
+        <w:shd w:val="clear" w:color="auto" w:fill="EAF6FB"/>
+        <w:spacing w:before="100" w:after="100"/>
+        <w:ind w:left="180" w:right="180"/>
+        <w:pBdr>
+          <w:left w:val="single" w:sz="18" w:space="8" w:color="2980B9"/>
+        </w:pBdr>
       </w:pPr>
       <w:r>
         <w:t xml:space="preserve">💡 Le constructeur s’exécute automatiquement lors de l’instanciation de la classe pour initialiser l’état initial des données de l’objet.</w:t>
@@ -414,6 +443,14 @@
     <w:p>
       <w:pPr>
         <w:pStyle w:val="SourceCode"/>
+        <w:pBdr>
+          <w:top w:val="single" w:sz="6" w:space="8" w:color="9AA5B1"/>
+          <w:left w:val="single" w:sz="6" w:space="8" w:color="9AA5B1"/>
+          <w:bottom w:val="single" w:sz="6" w:space="8" w:color="9AA5B1"/>
+          <w:right w:val="single" w:sz="6" w:space="8" w:color="9AA5B1"/>
+        </w:pBdr>
+        <w:spacing w:before="120" w:after="120" w:line="240" w:lineRule="auto"/>
+        <w:ind w:left="180" w:right="180"/>
       </w:pPr>
       <w:r>
         <w:rPr>
@@ -623,6 +660,12 @@
     <w:p>
       <w:pPr>
         <w:pStyle w:val="BlockText"/>
+        <w:shd w:val="clear" w:color="auto" w:fill="EAF6FB"/>
+        <w:spacing w:before="100" w:after="100"/>
+        <w:ind w:left="180" w:right="180"/>
+        <w:pBdr>
+          <w:left w:val="single" w:sz="18" w:space="8" w:color="2980B9"/>
+        </w:pBdr>
       </w:pPr>
       <w:r>
         <w:t xml:space="preserve">💡 Utilisez systématiquement</w:t>
@@ -671,6 +714,14 @@
     <w:p>
       <w:pPr>
         <w:pStyle w:val="SourceCode"/>
+        <w:pBdr>
+          <w:top w:val="single" w:sz="6" w:space="8" w:color="9AA5B1"/>
+          <w:left w:val="single" w:sz="6" w:space="8" w:color="9AA5B1"/>
+          <w:bottom w:val="single" w:sz="6" w:space="8" w:color="9AA5B1"/>
+          <w:right w:val="single" w:sz="6" w:space="8" w:color="9AA5B1"/>
+        </w:pBdr>
+        <w:spacing w:before="120" w:after="120" w:line="240" w:lineRule="auto"/>
+        <w:ind w:left="180" w:right="180"/>
       </w:pPr>
       <w:r>
         <w:rPr>
@@ -835,6 +886,12 @@
     <w:p>
       <w:pPr>
         <w:pStyle w:val="BlockText"/>
+        <w:shd w:val="clear" w:color="auto" w:fill="EAF6FB"/>
+        <w:spacing w:before="100" w:after="100"/>
+        <w:ind w:left="180" w:right="180"/>
+        <w:pBdr>
+          <w:left w:val="single" w:sz="18" w:space="8" w:color="2980B9"/>
+        </w:pBdr>
       </w:pPr>
       <w:r>
         <w:t xml:space="preserve">💡 La redéfinition de méthodes (</w:t>
@@ -878,6 +935,14 @@
     <w:p>
       <w:pPr>
         <w:pStyle w:val="SourceCode"/>
+        <w:pBdr>
+          <w:top w:val="single" w:sz="6" w:space="8" w:color="9AA5B1"/>
+          <w:left w:val="single" w:sz="6" w:space="8" w:color="9AA5B1"/>
+          <w:bottom w:val="single" w:sz="6" w:space="8" w:color="9AA5B1"/>
+          <w:right w:val="single" w:sz="6" w:space="8" w:color="9AA5B1"/>
+        </w:pBdr>
+        <w:spacing w:before="120" w:after="120" w:line="240" w:lineRule="auto"/>
+        <w:ind w:left="180" w:right="180"/>
       </w:pPr>
       <w:r>
         <w:rPr>
@@ -898,6 +963,12 @@
     <w:p>
       <w:pPr>
         <w:pStyle w:val="BlockText"/>
+        <w:shd w:val="clear" w:color="auto" w:fill="EAF6FB"/>
+        <w:spacing w:before="100" w:after="100"/>
+        <w:ind w:left="180" w:right="180"/>
+        <w:pBdr>
+          <w:left w:val="single" w:sz="18" w:space="8" w:color="2980B9"/>
+        </w:pBdr>
       </w:pPr>
       <w:r>
         <w:t xml:space="preserve">💡 Veillez à regrouper les classes ayant des responsabilités métiers proches au sein d’un même module pour préserver la clarté de votre architecture.</w:t>
@@ -923,6 +994,14 @@
     <w:p>
       <w:pPr>
         <w:pStyle w:val="SourceCode"/>
+        <w:pBdr>
+          <w:top w:val="single" w:sz="6" w:space="8" w:color="9AA5B1"/>
+          <w:left w:val="single" w:sz="6" w:space="8" w:color="9AA5B1"/>
+          <w:bottom w:val="single" w:sz="6" w:space="8" w:color="9AA5B1"/>
+          <w:right w:val="single" w:sz="6" w:space="8" w:color="9AA5B1"/>
+        </w:pBdr>
+        <w:spacing w:before="120" w:after="120" w:line="240" w:lineRule="auto"/>
+        <w:ind w:left="180" w:right="180"/>
       </w:pPr>
       <w:r>
         <w:rPr>
@@ -1962,29 +2041,55 @@
   <w:style w:default="1" w:styleId="Normal" w:type="paragraph">
     <w:name w:val="Normal"/>
     <w:qFormat/>
+    <w:pPr>
+      <w:spacing w:line="300" w:lineRule="auto" w:after="160"/>
+    </w:pPr>
+    <w:rPr>
+      <w:rFonts w:ascii="Cambria" w:hAnsi="Cambria"/>
+      <w:color w:val="2F3542"/>
+      <w:sz w:val="23"/>
+    </w:rPr>
   </w:style>
   <w:style w:styleId="BodyText" w:type="paragraph">
     <w:name w:val="Body Text"/>
     <w:basedOn w:val="Normal"/>
     <w:link w:val="BodyTextChar"/>
     <w:pPr>
-      <w:spacing w:after="180" w:before="180"/>
+      <w:spacing w:after="160" w:before="180" w:line="300" w:lineRule="auto"/>
     </w:pPr>
     <w:qFormat/>
+    <w:rPr>
+      <w:rFonts w:ascii="Cambria" w:hAnsi="Cambria"/>
+      <w:color w:val="2F3542"/>
+      <w:sz w:val="23"/>
+    </w:rPr>
   </w:style>
   <w:style w:customStyle="1" w:styleId="FirstParagraph" w:type="paragraph">
     <w:name w:val="First Paragraph"/>
     <w:basedOn w:val="BodyText"/>
     <w:next w:val="BodyText"/>
     <w:qFormat/>
+    <w:pPr>
+      <w:spacing w:line="300" w:lineRule="auto" w:after="160"/>
+    </w:pPr>
+    <w:rPr>
+      <w:rFonts w:ascii="Cambria" w:hAnsi="Cambria"/>
+      <w:color w:val="2F3542"/>
+      <w:sz w:val="23"/>
+    </w:rPr>
   </w:style>
   <w:style w:customStyle="1" w:styleId="Compact" w:type="paragraph">
     <w:name w:val="Compact"/>
     <w:basedOn w:val="BodyText"/>
     <w:qFormat/>
     <w:pPr>
-      <w:spacing w:after="36" w:before="36"/>
+      <w:spacing w:after="160" w:before="36" w:line="300" w:lineRule="auto"/>
     </w:pPr>
+    <w:rPr>
+      <w:rFonts w:ascii="Cambria" w:hAnsi="Cambria"/>
+      <w:color w:val="2F3542"/>
+      <w:sz w:val="23"/>
+    </w:rPr>
   </w:style>
   <w:style w:styleId="Title" w:type="paragraph">
     <w:name w:val="Title"/>
@@ -2074,15 +2179,16 @@
     <w:pPr>
       <w:keepNext/>
       <w:keepLines/>
-      <w:spacing w:after="0" w:before="480"/>
+      <w:pageBreakBefore/>
+      <w:spacing w:after="360" w:before="0"/>
       <w:outlineLvl w:val="0"/>
     </w:pPr>
     <w:rPr>
-      <w:rFonts w:asciiTheme="majorHAnsi" w:cstheme="majorBidi" w:eastAsiaTheme="majorEastAsia" w:hAnsiTheme="majorHAnsi"/>
+      <w:rFonts w:asciiTheme="majorHAnsi" w:cstheme="majorBidi" w:eastAsiaTheme="majorEastAsia" w:hAnsiTheme="majorHAnsi" w:ascii="Calibri" w:hAnsi="Calibri"/>
       <w:b/>
       <w:bCs/>
-      <w:color w:themeColor="accent1" w:val="4F81BD"/>
-      <w:sz w:val="32"/>
+      <w:color w:val="2C3E50"/>
+      <w:sz w:val="52"/>
       <w:szCs w:val="32"/>
     </w:rPr>
   </w:style>
@@ -2096,15 +2202,15 @@
     <w:pPr>
       <w:keepNext/>
       <w:keepLines/>
-      <w:spacing w:after="0" w:before="200"/>
+      <w:spacing w:after="160" w:before="440"/>
       <w:outlineLvl w:val="1"/>
     </w:pPr>
     <w:rPr>
-      <w:rFonts w:asciiTheme="majorHAnsi" w:cstheme="majorBidi" w:eastAsiaTheme="majorEastAsia" w:hAnsiTheme="majorHAnsi"/>
+      <w:rFonts w:asciiTheme="majorHAnsi" w:cstheme="majorBidi" w:eastAsiaTheme="majorEastAsia" w:hAnsiTheme="majorHAnsi" w:ascii="Calibri" w:hAnsi="Calibri"/>
       <w:b/>
       <w:bCs/>
-      <w:color w:themeColor="accent1" w:val="4F81BD"/>
-      <w:sz w:val="28"/>
+      <w:color w:val="C0502D"/>
+      <w:sz w:val="30"/>
       <w:szCs w:val="28"/>
     </w:rPr>
   </w:style>
@@ -2264,6 +2370,12 @@
       <w:spacing w:after="100" w:before="100"/>
       <w:ind w:firstLine="0" w:left="480" w:right="480"/>
     </w:pPr>
+    <w:rPr>
+      <w:rFonts w:ascii="Calibri" w:hAnsi="Calibri"/>
+      <w:i/>
+      <w:color w:val="216E9C"/>
+      <w:sz w:val="22"/>
+    </w:rPr>
   </w:style>
   <w:style w:styleId="FootnoteText" w:type="paragraph">
     <w:name w:val="Footnote Text"/>
@@ -2415,6 +2527,11 @@
     <w:pPr>
       <w:wordWrap w:val="off"/>
     </w:pPr>
+    <w:rPr>
+      <w:rFonts w:ascii="Consolas" w:hAnsi="Consolas"/>
+      <w:color w:val="2F3542"/>
+      <w:sz w:val="19"/>
+    </w:rPr>
   </w:style>
   <w:style w:type="character" w:customStyle="1" w:styleId="KeywordTok">
     <w:name w:val="KeywordTok"/>
